--- a/법률/계약/용역계약서.docx
+++ b/법률/계약/용역계약서.docx
@@ -4,7 +4,7 @@
   <w:body>
     <w:p>
       <w:pPr>
-        <w:spacing w:after="63" w:before="0" w:line="312" w:lineRule="auto"/>
+        <w:spacing w:after="64" w:before="0" w:line="312" w:lineRule="auto"/>
         <w:jc w:val="center"/>
       </w:pPr>
       <w:r>
@@ -19,7 +19,7 @@
     </w:p>
     <w:p>
       <w:pPr>
-        <w:spacing w:after="159" w:before="0" w:line="312" w:lineRule="auto"/>
+        <w:spacing w:after="160" w:before="0" w:line="312" w:lineRule="auto"/>
         <w:jc w:val="left"/>
         <w:pBdr>
           <w:bottom w:val="single" w:sz="14" w:space="2" w:color="24384F"/>
@@ -35,7 +35,7 @@
     </w:p>
     <w:p>
       <w:pPr>
-        <w:spacing w:after="127" w:before="0" w:line="312" w:lineRule="auto"/>
+        <w:spacing w:after="128" w:before="0" w:line="312" w:lineRule="auto"/>
         <w:jc w:val="center"/>
       </w:pPr>
       <w:r>
@@ -49,7 +49,7 @@
     </w:p>
     <w:p>
       <w:pPr>
-        <w:spacing w:after="63" w:before="127" w:line="312" w:lineRule="auto"/>
+        <w:spacing w:after="64" w:before="128" w:line="312" w:lineRule="auto"/>
         <w:jc w:val="left"/>
         <w:pBdr>
           <w:bottom w:val="single" w:sz="6" w:space="2" w:color="C9D2DD"/>
@@ -91,7 +91,7 @@
       </w:tblGrid>
       <w:tr>
         <w:trPr>
-          <w:trHeight w:val="719" w:hRule="atLeast"/>
+          <w:trHeight w:val="725" w:hRule="atLeast"/>
         </w:trPr>
         <w:tc>
           <w:tcPr>
@@ -231,7 +231,7 @@
       </w:tr>
       <w:tr>
         <w:trPr>
-          <w:trHeight w:val="719" w:hRule="atLeast"/>
+          <w:trHeight w:val="725" w:hRule="atLeast"/>
         </w:trPr>
         <w:tc>
           <w:tcPr>
@@ -368,7 +368,7 @@
       </w:tr>
       <w:tr>
         <w:trPr>
-          <w:trHeight w:val="719" w:hRule="atLeast"/>
+          <w:trHeight w:val="725" w:hRule="atLeast"/>
         </w:trPr>
         <w:tc>
           <w:tcPr>
@@ -508,7 +508,7 @@
       </w:tr>
       <w:tr>
         <w:trPr>
-          <w:trHeight w:val="719" w:hRule="atLeast"/>
+          <w:trHeight w:val="725" w:hRule="atLeast"/>
         </w:trPr>
         <w:tc>
           <w:tcPr>
@@ -646,7 +646,7 @@
     </w:tbl>
     <w:p>
       <w:pPr>
-        <w:spacing w:after="63" w:before="0" w:line="312" w:lineRule="auto"/>
+        <w:spacing w:after="64" w:before="0" w:line="312" w:lineRule="auto"/>
         <w:jc w:val="left"/>
       </w:pPr>
       <w:r>
@@ -659,7 +659,7 @@
     </w:p>
     <w:p>
       <w:pPr>
-        <w:spacing w:after="63" w:before="127" w:line="312" w:lineRule="auto"/>
+        <w:spacing w:after="64" w:before="128" w:line="312" w:lineRule="auto"/>
         <w:jc w:val="left"/>
         <w:pBdr>
           <w:bottom w:val="single" w:sz="6" w:space="2" w:color="C9D2DD"/>
@@ -700,7 +700,7 @@
       </w:tblGrid>
       <w:tr>
         <w:trPr>
-          <w:trHeight w:val="719" w:hRule="atLeast"/>
+          <w:trHeight w:val="725" w:hRule="atLeast"/>
         </w:trPr>
         <w:tc>
           <w:tcPr>
@@ -815,7 +815,7 @@
       </w:tr>
       <w:tr>
         <w:trPr>
-          <w:trHeight w:val="719" w:hRule="atLeast"/>
+          <w:trHeight w:val="725" w:hRule="atLeast"/>
         </w:trPr>
         <w:tc>
           <w:tcPr>
@@ -930,7 +930,7 @@
       </w:tr>
       <w:tr>
         <w:trPr>
-          <w:trHeight w:val="719" w:hRule="atLeast"/>
+          <w:trHeight w:val="725" w:hRule="atLeast"/>
         </w:trPr>
         <w:tc>
           <w:tcPr>
@@ -1046,7 +1046,7 @@
     </w:tbl>
     <w:p>
       <w:pPr>
-        <w:spacing w:after="63" w:before="0" w:line="312" w:lineRule="auto"/>
+        <w:spacing w:after="64" w:before="0" w:line="312" w:lineRule="auto"/>
         <w:jc w:val="left"/>
       </w:pPr>
       <w:r>
@@ -1059,7 +1059,7 @@
     </w:p>
     <w:p>
       <w:pPr>
-        <w:spacing w:after="63" w:before="159" w:line="312" w:lineRule="auto"/>
+        <w:spacing w:after="64" w:before="160" w:line="312" w:lineRule="auto"/>
         <w:jc w:val="left"/>
       </w:pPr>
       <w:r>
@@ -1073,7 +1073,7 @@
     </w:p>
     <w:p>
       <w:pPr>
-        <w:spacing w:after="63" w:before="0" w:line="312" w:lineRule="auto"/>
+        <w:spacing w:after="64" w:before="0" w:line="312" w:lineRule="auto"/>
         <w:ind w:left="170"/>
         <w:jc w:val="both"/>
       </w:pPr>
@@ -1088,7 +1088,7 @@
     </w:p>
     <w:p>
       <w:pPr>
-        <w:spacing w:after="63" w:before="159" w:line="312" w:lineRule="auto"/>
+        <w:spacing w:after="64" w:before="160" w:line="312" w:lineRule="auto"/>
         <w:jc w:val="left"/>
       </w:pPr>
       <w:r>
@@ -1102,7 +1102,7 @@
     </w:p>
     <w:p>
       <w:pPr>
-        <w:spacing w:after="63" w:before="0" w:line="312" w:lineRule="auto"/>
+        <w:spacing w:after="64" w:before="0" w:line="312" w:lineRule="auto"/>
         <w:ind w:left="170"/>
         <w:jc w:val="both"/>
       </w:pPr>
@@ -1117,7 +1117,7 @@
     </w:p>
     <w:p>
       <w:pPr>
-        <w:spacing w:after="63" w:before="0" w:line="312" w:lineRule="auto"/>
+        <w:spacing w:after="64" w:before="0" w:line="312" w:lineRule="auto"/>
         <w:ind w:left="170"/>
         <w:jc w:val="both"/>
       </w:pPr>
@@ -1132,7 +1132,7 @@
     </w:p>
     <w:p>
       <w:pPr>
-        <w:spacing w:after="63" w:before="159" w:line="312" w:lineRule="auto"/>
+        <w:spacing w:after="64" w:before="160" w:line="312" w:lineRule="auto"/>
         <w:jc w:val="left"/>
       </w:pPr>
       <w:r>
@@ -1146,7 +1146,7 @@
     </w:p>
     <w:p>
       <w:pPr>
-        <w:spacing w:after="63" w:before="0" w:line="312" w:lineRule="auto"/>
+        <w:spacing w:after="64" w:before="0" w:line="312" w:lineRule="auto"/>
         <w:ind w:left="170"/>
         <w:jc w:val="both"/>
       </w:pPr>
@@ -1161,7 +1161,7 @@
     </w:p>
     <w:p>
       <w:pPr>
-        <w:spacing w:after="63" w:before="0" w:line="312" w:lineRule="auto"/>
+        <w:spacing w:after="64" w:before="0" w:line="312" w:lineRule="auto"/>
         <w:ind w:left="170"/>
         <w:jc w:val="both"/>
       </w:pPr>
@@ -1176,7 +1176,7 @@
     </w:p>
     <w:p>
       <w:pPr>
-        <w:spacing w:after="63" w:before="159" w:line="312" w:lineRule="auto"/>
+        <w:spacing w:after="64" w:before="160" w:line="312" w:lineRule="auto"/>
         <w:jc w:val="left"/>
       </w:pPr>
       <w:r>
@@ -1190,7 +1190,7 @@
     </w:p>
     <w:p>
       <w:pPr>
-        <w:spacing w:after="63" w:before="0" w:line="312" w:lineRule="auto"/>
+        <w:spacing w:after="64" w:before="0" w:line="312" w:lineRule="auto"/>
         <w:ind w:left="170"/>
         <w:jc w:val="both"/>
       </w:pPr>
@@ -1205,7 +1205,7 @@
     </w:p>
     <w:p>
       <w:pPr>
-        <w:spacing w:after="63" w:before="0" w:line="312" w:lineRule="auto"/>
+        <w:spacing w:after="64" w:before="0" w:line="312" w:lineRule="auto"/>
         <w:ind w:left="170"/>
         <w:jc w:val="both"/>
       </w:pPr>
@@ -1220,7 +1220,7 @@
     </w:p>
     <w:p>
       <w:pPr>
-        <w:spacing w:after="63" w:before="0" w:line="312" w:lineRule="auto"/>
+        <w:spacing w:after="64" w:before="0" w:line="312" w:lineRule="auto"/>
         <w:ind w:left="170"/>
         <w:jc w:val="both"/>
       </w:pPr>
@@ -1235,7 +1235,7 @@
     </w:p>
     <w:p>
       <w:pPr>
-        <w:spacing w:after="63" w:before="159" w:line="312" w:lineRule="auto"/>
+        <w:spacing w:after="64" w:before="160" w:line="312" w:lineRule="auto"/>
         <w:jc w:val="left"/>
       </w:pPr>
       <w:r>
@@ -1249,7 +1249,7 @@
     </w:p>
     <w:p>
       <w:pPr>
-        <w:spacing w:after="63" w:before="0" w:line="312" w:lineRule="auto"/>
+        <w:spacing w:after="64" w:before="0" w:line="312" w:lineRule="auto"/>
         <w:ind w:left="170"/>
         <w:jc w:val="both"/>
       </w:pPr>
@@ -1264,7 +1264,7 @@
     </w:p>
     <w:p>
       <w:pPr>
-        <w:spacing w:after="63" w:before="0" w:line="312" w:lineRule="auto"/>
+        <w:spacing w:after="64" w:before="0" w:line="312" w:lineRule="auto"/>
         <w:ind w:left="170"/>
         <w:jc w:val="both"/>
       </w:pPr>
@@ -1279,7 +1279,7 @@
     </w:p>
     <w:p>
       <w:pPr>
-        <w:spacing w:after="63" w:before="159" w:line="312" w:lineRule="auto"/>
+        <w:spacing w:after="64" w:before="160" w:line="312" w:lineRule="auto"/>
         <w:jc w:val="left"/>
       </w:pPr>
       <w:r>
@@ -1293,7 +1293,7 @@
     </w:p>
     <w:p>
       <w:pPr>
-        <w:spacing w:after="63" w:before="0" w:line="312" w:lineRule="auto"/>
+        <w:spacing w:after="64" w:before="0" w:line="312" w:lineRule="auto"/>
         <w:ind w:left="170"/>
         <w:jc w:val="both"/>
       </w:pPr>
@@ -1308,7 +1308,7 @@
     </w:p>
     <w:p>
       <w:pPr>
-        <w:spacing w:after="63" w:before="0" w:line="312" w:lineRule="auto"/>
+        <w:spacing w:after="64" w:before="0" w:line="312" w:lineRule="auto"/>
         <w:ind w:left="170"/>
         <w:jc w:val="both"/>
       </w:pPr>
@@ -1323,7 +1323,7 @@
     </w:p>
     <w:p>
       <w:pPr>
-        <w:spacing w:after="63" w:before="159" w:line="312" w:lineRule="auto"/>
+        <w:spacing w:after="64" w:before="160" w:line="312" w:lineRule="auto"/>
         <w:jc w:val="left"/>
       </w:pPr>
       <w:r>
@@ -1337,7 +1337,7 @@
     </w:p>
     <w:p>
       <w:pPr>
-        <w:spacing w:after="63" w:before="0" w:line="312" w:lineRule="auto"/>
+        <w:spacing w:after="64" w:before="0" w:line="312" w:lineRule="auto"/>
         <w:ind w:left="170"/>
         <w:jc w:val="both"/>
       </w:pPr>
@@ -1352,7 +1352,7 @@
     </w:p>
     <w:p>
       <w:pPr>
-        <w:spacing w:after="63" w:before="0" w:line="312" w:lineRule="auto"/>
+        <w:spacing w:after="64" w:before="0" w:line="312" w:lineRule="auto"/>
         <w:ind w:left="170"/>
         <w:jc w:val="both"/>
       </w:pPr>
@@ -1367,7 +1367,7 @@
     </w:p>
     <w:p>
       <w:pPr>
-        <w:spacing w:after="63" w:before="159" w:line="312" w:lineRule="auto"/>
+        <w:spacing w:after="64" w:before="160" w:line="312" w:lineRule="auto"/>
         <w:jc w:val="left"/>
       </w:pPr>
       <w:r>
@@ -1381,7 +1381,7 @@
     </w:p>
     <w:p>
       <w:pPr>
-        <w:spacing w:after="63" w:before="0" w:line="312" w:lineRule="auto"/>
+        <w:spacing w:after="64" w:before="0" w:line="312" w:lineRule="auto"/>
         <w:ind w:left="170"/>
         <w:jc w:val="both"/>
       </w:pPr>
@@ -1396,7 +1396,7 @@
     </w:p>
     <w:p>
       <w:pPr>
-        <w:spacing w:after="63" w:before="0" w:line="312" w:lineRule="auto"/>
+        <w:spacing w:after="64" w:before="0" w:line="312" w:lineRule="auto"/>
         <w:ind w:left="170"/>
         <w:jc w:val="both"/>
       </w:pPr>
@@ -1411,7 +1411,7 @@
     </w:p>
     <w:p>
       <w:pPr>
-        <w:spacing w:after="63" w:before="159" w:line="312" w:lineRule="auto"/>
+        <w:spacing w:after="64" w:before="160" w:line="312" w:lineRule="auto"/>
         <w:jc w:val="left"/>
       </w:pPr>
       <w:r>
@@ -1425,7 +1425,7 @@
     </w:p>
     <w:p>
       <w:pPr>
-        <w:spacing w:after="63" w:before="0" w:line="312" w:lineRule="auto"/>
+        <w:spacing w:after="64" w:before="0" w:line="312" w:lineRule="auto"/>
         <w:ind w:left="170"/>
         <w:jc w:val="both"/>
       </w:pPr>
@@ -1440,7 +1440,7 @@
     </w:p>
     <w:p>
       <w:pPr>
-        <w:spacing w:after="63" w:before="159" w:line="312" w:lineRule="auto"/>
+        <w:spacing w:after="64" w:before="160" w:line="312" w:lineRule="auto"/>
         <w:jc w:val="left"/>
       </w:pPr>
       <w:r>
@@ -1454,7 +1454,7 @@
     </w:p>
     <w:p>
       <w:pPr>
-        <w:spacing w:after="63" w:before="0" w:line="312" w:lineRule="auto"/>
+        <w:spacing w:after="64" w:before="0" w:line="312" w:lineRule="auto"/>
         <w:ind w:left="170"/>
         <w:jc w:val="both"/>
       </w:pPr>
@@ -1469,7 +1469,7 @@
     </w:p>
     <w:p>
       <w:pPr>
-        <w:spacing w:after="63" w:before="0" w:line="312" w:lineRule="auto"/>
+        <w:spacing w:after="64" w:before="0" w:line="312" w:lineRule="auto"/>
         <w:ind w:left="170"/>
         <w:jc w:val="both"/>
       </w:pPr>
@@ -1484,7 +1484,7 @@
     </w:p>
     <w:p>
       <w:pPr>
-        <w:spacing w:after="254" w:before="0" w:line="312" w:lineRule="auto"/>
+        <w:spacing w:after="256" w:before="0" w:line="312" w:lineRule="auto"/>
         <w:jc w:val="left"/>
       </w:pPr>
       <w:r>
@@ -1497,7 +1497,7 @@
     </w:p>
     <w:p>
       <w:pPr>
-        <w:spacing w:after="127" w:before="127" w:line="312" w:lineRule="auto"/>
+        <w:spacing w:after="128" w:before="128" w:line="312" w:lineRule="auto"/>
         <w:jc w:val="center"/>
       </w:pPr>
       <w:r>
@@ -1511,7 +1511,7 @@
     </w:p>
     <w:p>
       <w:pPr>
-        <w:spacing w:after="127" w:before="0" w:line="312" w:lineRule="auto"/>
+        <w:spacing w:after="128" w:before="0" w:line="312" w:lineRule="auto"/>
         <w:jc w:val="right"/>
       </w:pPr>
       <w:r>
@@ -1525,7 +1525,7 @@
     </w:p>
     <w:p>
       <w:pPr>
-        <w:spacing w:after="127" w:before="0" w:line="312" w:lineRule="auto"/>
+        <w:spacing w:after="128" w:before="0" w:line="312" w:lineRule="auto"/>
         <w:jc w:val="right"/>
       </w:pPr>
       <w:r>
@@ -1539,7 +1539,7 @@
     </w:p>
     <w:p>
       <w:pPr>
-        <w:spacing w:after="0" w:before="95" w:line="312" w:lineRule="auto"/>
+        <w:spacing w:after="0" w:before="96" w:line="312" w:lineRule="auto"/>
         <w:jc w:val="left"/>
       </w:pPr>
       <w:r>
